--- a/HW04/HW04.docx
+++ b/HW04/HW04.docx
@@ -990,6 +990,12 @@
           <w:highlight w:val="none"/>
         </w:rPr>
       </w:r>
+      <w:r>
+        <w:rPr>
+          <w:highlight w:val="none"/>
+        </w:rPr>
+      </w:r>
+      <w:r/>
       <w:r>
         <w:rPr>
           <w:highlight w:val="none"/>
@@ -2332,8 +2338,94 @@
         <w:pBdr/>
         <w:spacing/>
         <w:ind/>
-        <w:rPr/>
-      </w:pPr>
+        <w:rPr>
+          <w:rFonts w:ascii="Noto Sans CJK TC" w:hAnsi="Noto Sans CJK TC" w:eastAsia="Noto Sans CJK TC" w:cs="Noto Sans CJK TC"/>
+          <w:highlight w:val="none"/>
+        </w:rPr>
+      </w:pPr>
+      <w:r>
+        <w:rPr>
+          <w:rFonts w:ascii="Noto Sans CJK TC" w:hAnsi="Noto Sans CJK TC" w:eastAsia="Noto Sans CJK TC" w:cs="Noto Sans CJK TC"/>
+          <w:highlight w:val="none"/>
+        </w:rPr>
+      </w:r>
+      <w:r>
+        <mc:AlternateContent>
+          <mc:Choice Requires="wpg">
+            <w:drawing>
+              <wp:anchor xmlns:wp="http://schemas.openxmlformats.org/drawingml/2006/wordprocessingDrawing" xmlns:wp14="http://schemas.microsoft.com/office/word/2010/wordprocessingDrawing" distT="0" distB="0" distL="115200" distR="115200" simplePos="0" relativeHeight="10240" behindDoc="1" locked="0" layoutInCell="1" allowOverlap="1">
+                <wp:simplePos x="0" y="0"/>
+                <wp:positionH relativeFrom="column">
+                  <wp:posOffset>114300</wp:posOffset>
+                </wp:positionH>
+                <wp:positionV relativeFrom="paragraph">
+                  <wp:posOffset>1949541</wp:posOffset>
+                </wp:positionV>
+                <wp:extent cx="3410925" cy="2510915"/>
+                <wp:effectExtent l="0" t="0" r="0" b="0"/>
+                <wp:wrapNone/>
+                <wp:docPr id="1" name=""/>
+                <wp:cNvGraphicFramePr>
+                  <a:graphicFrameLocks xmlns:a="http://schemas.openxmlformats.org/drawingml/2006/main" noChangeAspect="1"/>
+                </wp:cNvGraphicFramePr>
+                <a:graphic xmlns:a="http://schemas.openxmlformats.org/drawingml/2006/main">
+                  <a:graphicData uri="http://schemas.openxmlformats.org/drawingml/2006/picture">
+                    <pic:pic xmlns:pic="http://schemas.openxmlformats.org/drawingml/2006/picture">
+                      <pic:nvPicPr>
+                        <pic:cNvPr id="137737686" name=""/>
+                        <pic:cNvPicPr>
+                          <a:picLocks noChangeAspect="1"/>
+                        </pic:cNvPicPr>
+                        <pic:nvPr/>
+                      </pic:nvPicPr>
+                      <pic:blipFill rotWithShape="1">
+                        <a:blip r:embed="rId9"/>
+                        <a:stretch/>
+                      </pic:blipFill>
+                      <pic:spPr bwMode="auto">
+                        <a:xfrm flipH="0" flipV="0">
+                          <a:off x="0" y="0"/>
+                          <a:ext cx="3410924" cy="2510914"/>
+                        </a:xfrm>
+                        <a:prstGeom prst="rect">
+                          <a:avLst/>
+                        </a:prstGeom>
+                      </pic:spPr>
+                    </pic:pic>
+                  </a:graphicData>
+                </a:graphic>
+              </wp:anchor>
+            </w:drawing>
+          </mc:Choice>
+          <mc:Fallback>
+            <w:pict>
+              <v:shapetype id="_x0000_t75" coordsize="21600,21600" o:spt="75" o:preferrelative="t" path="m@4@5l@4@11@9@11@9@5xe" filled="f" stroked="f">
+                <v:stroke joinstyle="miter"/>
+                <v:formulas>
+                  <v:f eqn="if lineDrawn pixelLineWidth 0"/>
+                  <v:f eqn="sum @0 1 0"/>
+                  <v:f eqn="sum 0 0 @1"/>
+                  <v:f eqn="prod @2 1 2"/>
+                  <v:f eqn="prod @3 21600 pixelWidth"/>
+                  <v:f eqn="prod @3 21600 pixelHeight"/>
+                  <v:f eqn="sum @0 0 1"/>
+                  <v:f eqn="prod @6 1 2"/>
+                  <v:f eqn="prod @7 21600 pixelWidth"/>
+                  <v:f eqn="sum @8 21600 0"/>
+                  <v:f eqn="prod @7 21600 pixelHeight"/>
+                  <v:f eqn="sum @10 21600 0"/>
+                </v:formulas>
+                <v:path o:extrusionok="f" gradientshapeok="t" o:connecttype="rect"/>
+                <o:lock v:ext="edit" aspectratio="t"/>
+              </v:shapetype>
+              <v:shape id="_x0000_i0" o:spid="_x0000_s0" type="#_x0000_t75" style="position:absolute;z-index:-10240;o:allowoverlap:true;o:allowincell:true;mso-position-horizontal-relative:text;margin-left:9.00pt;mso-position-horizontal:absolute;mso-position-vertical-relative:text;margin-top:153.51pt;mso-position-vertical:absolute;width:268.58pt;height:197.71pt;mso-wrap-distance-left:9.07pt;mso-wrap-distance-top:0.00pt;mso-wrap-distance-right:9.07pt;mso-wrap-distance-bottom:0.00pt;z-index:1;" stroked="false">
+                <v:imagedata r:id="rId9" o:title=""/>
+                <o:lock v:ext="edit" rotation="t"/>
+              </v:shape>
+            </w:pict>
+          </mc:Fallback>
+        </mc:AlternateContent>
+      </w:r>
       <w:r>
         <w:rPr>
           <w:rFonts w:ascii="Noto Sans CJK TC" w:hAnsi="Noto Sans CJK TC" w:eastAsia="Noto Sans CJK TC" w:cs="Noto Sans CJK TC"/>
@@ -2347,7 +2439,7 @@
               <wp:inline xmlns:wp="http://schemas.openxmlformats.org/drawingml/2006/wordprocessingDrawing" distT="0" distB="0" distL="0" distR="0">
                 <wp:extent cx="5943600" cy="1949541"/>
                 <wp:effectExtent l="0" t="0" r="0" b="0"/>
-                <wp:docPr id="1" name=""/>
+                <wp:docPr id="2" name=""/>
                 <wp:cNvGraphicFramePr>
                   <a:graphicFrameLocks xmlns:a="http://schemas.openxmlformats.org/drawingml/2006/main" noChangeAspect="1"/>
                 </wp:cNvGraphicFramePr>
@@ -2355,14 +2447,14 @@
                   <a:graphicData uri="http://schemas.openxmlformats.org/drawingml/2006/picture">
                     <pic:pic xmlns:pic="http://schemas.openxmlformats.org/drawingml/2006/picture">
                       <pic:nvPicPr>
-                        <pic:cNvPr id="1515907605" name=""/>
+                        <pic:cNvPr id="944852889" name=""/>
                         <pic:cNvPicPr>
                           <a:picLocks noChangeAspect="1"/>
                         </pic:cNvPicPr>
                         <pic:nvPr/>
                       </pic:nvPicPr>
                       <pic:blipFill rotWithShape="1">
-                        <a:blip r:embed="rId9"/>
+                        <a:blip r:embed="rId10"/>
                         <a:stretch/>
                       </pic:blipFill>
                       <pic:spPr bwMode="auto">
@@ -2401,14 +2493,62 @@
                 <v:path o:extrusionok="f" gradientshapeok="t" o:connecttype="rect"/>
                 <o:lock v:ext="edit" aspectratio="t"/>
               </v:shapetype>
-              <v:shape id="_x0000_i0" o:spid="_x0000_s0" type="#_x0000_t75" style="width:468.00pt;height:153.51pt;mso-wrap-distance-left:0.00pt;mso-wrap-distance-top:0.00pt;mso-wrap-distance-right:0.00pt;mso-wrap-distance-bottom:0.00pt;z-index:1;" stroked="false">
-                <v:imagedata r:id="rId9" o:title=""/>
+              <v:shape id="_x0000_i1" o:spid="_x0000_s1" type="#_x0000_t75" style="width:468.00pt;height:153.51pt;mso-wrap-distance-left:0.00pt;mso-wrap-distance-top:0.00pt;mso-wrap-distance-right:0.00pt;mso-wrap-distance-bottom:0.00pt;z-index:1;" stroked="false">
+                <v:imagedata r:id="rId10" o:title=""/>
                 <o:lock v:ext="edit" rotation="t"/>
               </v:shape>
             </w:pict>
           </mc:Fallback>
         </mc:AlternateContent>
       </w:r>
+      <w:r>
+        <w:rPr>
+          <w:rFonts w:ascii="Noto Sans CJK TC" w:hAnsi="Noto Sans CJK TC" w:eastAsia="Noto Sans CJK TC" w:cs="Noto Sans CJK TC"/>
+          <w:highlight w:val="none"/>
+        </w:rPr>
+      </w:r>
+      <w:r/>
+      <w:r>
+        <w:rPr>
+          <w:rFonts w:ascii="Noto Sans CJK TC" w:hAnsi="Noto Sans CJK TC" w:eastAsia="Noto Sans CJK TC" w:cs="Noto Sans CJK TC"/>
+          <w:highlight w:val="none"/>
+        </w:rPr>
+      </w:r>
+      <w:r/>
+      <w:r/>
+      <w:r/>
+      <w:r/>
+      <w:r/>
+      <w:r/>
+      <w:r/>
+      <w:r>
+        <w:rPr>
+          <w:rFonts w:ascii="Noto Sans CJK TC" w:hAnsi="Noto Sans CJK TC" w:eastAsia="Noto Sans CJK TC" w:cs="Noto Sans CJK TC"/>
+          <w:highlight w:val="none"/>
+        </w:rPr>
+      </w:r>
+      <w:r>
+        <w:rPr>
+          <w:rFonts w:ascii="Noto Sans CJK TC" w:hAnsi="Noto Sans CJK TC" w:eastAsia="Noto Sans CJK TC" w:cs="Noto Sans CJK TC"/>
+          <w:highlight w:val="none"/>
+        </w:rPr>
+      </w:r>
+      <w:r/>
+    </w:p>
+    <w:p>
+      <w:pPr>
+        <w:pBdr/>
+        <w:spacing/>
+        <w:ind/>
+        <w:rPr/>
+      </w:pPr>
+      <w:r>
+        <w:rPr>
+          <w:rFonts w:ascii="Noto Sans CJK TC" w:hAnsi="Noto Sans CJK TC" w:eastAsia="Noto Sans CJK TC" w:cs="Noto Sans CJK TC"/>
+          <w:highlight w:val="none"/>
+        </w:rPr>
+      </w:r>
+      <w:r/>
       <w:r>
         <w:rPr>
           <w:rFonts w:ascii="Noto Sans CJK TC" w:hAnsi="Noto Sans CJK TC" w:eastAsia="Noto Sans CJK TC" w:cs="Noto Sans CJK TC"/>
